--- a/Fase4_Banco_Reactivos_Parte2.docx
+++ b/Fase4_Banco_Reactivos_Parte2.docx
@@ -821,7 +821,7 @@
         <w:t xml:space="preserve">Pregunta completa (variante base): </w:t>
       </w:r>
       <w:r>
-        <w:t xml:space="preserve">En tu último año de actividad laboral, ¿cuántas veces hiciste o dijiste algo, dentro o fuera del trabajo, con la intención de perjudicar deliberadamente a una organización para la que trabajabas o trabajas?</w:t>
+        <w:t xml:space="preserve">En tu último año de actividad laboral, ¿cuántas veces hiciste o dijiste algo, dentro o fuera del trabajo, sabiendo que podía perjudicar a una organización para la que trabajabas o trabajas, aunque no fuera tu objetivo principal?</w:t>
       </w:r>
     </w:p>
     <w:p>
@@ -842,43 +842,43 @@
         <w:ind w:left="200"/>
       </w:pPr>
       <w:r>
-        <w:t xml:space="preserve">Variante 1 (base): En tu último año de actividad laboral, ¿cuántas veces hiciste o dijiste algo, dentro o fuera del trabajo, con la intención de perjudicar deliberadamente a una organización para la que trabajabas o trabajas?</w:t>
-      </w:r>
-    </w:p>
-    <w:p>
-      <w:pPr>
-        <w:spacing w:after="60"/>
-        <w:ind w:left="200"/>
-      </w:pPr>
-      <w:r>
-        <w:t xml:space="preserve">Variante 2: Pensando en los últimos 12 meses, ¿cuántas veces hiciste o dijiste algo, dentro o fuera del trabajo, con la intención de perjudicar deliberadamente a una organización para la que trabajabas o trabajas?</w:t>
-      </w:r>
-    </w:p>
-    <w:p>
-      <w:pPr>
-        <w:spacing w:after="60"/>
-        <w:ind w:left="200"/>
-      </w:pPr>
-      <w:r>
-        <w:t xml:space="preserve">Variante 3: ¿Con qué frecuencia, en tu historial reciente, hiciste o dijiste algo, dentro o fuera del trabajo, con la intención de perjudicar deliberadamente a una organización para la que trabajabas o trabajas?</w:t>
-      </w:r>
-    </w:p>
-    <w:p>
-      <w:pPr>
-        <w:spacing w:after="60"/>
-        <w:ind w:left="200"/>
-      </w:pPr>
-      <w:r>
-        <w:t xml:space="preserve">Variante 4: En el último año, ¿cuántas veces te ha ocurrido que hiciste o dijiste algo, dentro o fuera del trabajo, con la intención de perjudicar deliberadamente a una organización para la que trabajabas o trabajas?</w:t>
-      </w:r>
-    </w:p>
-    <w:p>
-      <w:pPr>
-        <w:spacing w:after="60"/>
-        <w:ind w:left="200"/>
-      </w:pPr>
-      <w:r>
-        <w:t xml:space="preserve">Variante 5: Durante el último año, ¿cuántas veces hiciste o dijiste algo, dentro o fuera del trabajo, con la intención de perjudicar deliberadamente a una organización para la que trabajabas o trabajas?</w:t>
+        <w:t xml:space="preserve">Variante 1 (base): En tu último año de actividad laboral, ¿cuántas veces hiciste o dijiste algo, dentro o fuera del trabajo, sabiendo que podía perjudicar a una organización para la que trabajabas o trabajas, aunque no fuera tu objetivo principal?</w:t>
+      </w:r>
+    </w:p>
+    <w:p>
+      <w:pPr>
+        <w:spacing w:after="60"/>
+        <w:ind w:left="200"/>
+      </w:pPr>
+      <w:r>
+        <w:t xml:space="preserve">Variante 2: Pensando en los últimos 12 meses, ¿cuántas veces hiciste o dijiste algo, dentro o fuera del trabajo, sabiendo que podía perjudicar a una organización para la que trabajabas o trabajas, aunque no fuera tu objetivo principal?</w:t>
+      </w:r>
+    </w:p>
+    <w:p>
+      <w:pPr>
+        <w:spacing w:after="60"/>
+        <w:ind w:left="200"/>
+      </w:pPr>
+      <w:r>
+        <w:t xml:space="preserve">Variante 3: ¿Con qué frecuencia, en tu historial reciente, hiciste o dijiste algo, dentro o fuera del trabajo, sabiendo que podía perjudicar a una organización para la que trabajabas o trabajas, aunque no fuera tu objetivo principal?</w:t>
+      </w:r>
+    </w:p>
+    <w:p>
+      <w:pPr>
+        <w:spacing w:after="60"/>
+        <w:ind w:left="200"/>
+      </w:pPr>
+      <w:r>
+        <w:t xml:space="preserve">Variante 4: En el último año, ¿cuántas veces te ha ocurrido que hiciste o dijiste algo, dentro o fuera del trabajo, sabiendo que podía perjudicar a una organización para la que trabajabas o trabajas, aunque no fuera tu objetivo principal?</w:t>
+      </w:r>
+    </w:p>
+    <w:p>
+      <w:pPr>
+        <w:spacing w:after="60"/>
+        <w:ind w:left="200"/>
+      </w:pPr>
+      <w:r>
+        <w:t xml:space="preserve">Variante 5: Durante el último año, ¿cuántas veces hiciste o dijiste algo, dentro o fuera del trabajo, sabiendo que podía perjudicar a una organización para la que trabajabas o trabajas, aunque no fuera tu objetivo principal?</w:t>
       </w:r>
     </w:p>
     <w:p>
@@ -3940,7 +3940,7 @@
         <w:t xml:space="preserve">Pregunta completa (variante base): </w:t>
       </w:r>
       <w:r>
-        <w:t xml:space="preserve">En tu último año de actividad laboral, ¿cuántas veces tomaste una decisión que favoreció a un conocido o a un familiar por encima de una opción objetivamente mejor?</w:t>
+        <w:t xml:space="preserve">En tu último año de actividad laboral, ¿cuántas veces tomaste una decisión que terminó favoreciendo a un conocido o a un familiar, en una situación donde había otra opción con mejores condiciones?</w:t>
       </w:r>
     </w:p>
     <w:p>
@@ -3961,43 +3961,43 @@
         <w:ind w:left="200"/>
       </w:pPr>
       <w:r>
-        <w:t xml:space="preserve">Variante 1 (base): En tu último año de actividad laboral, ¿cuántas veces tomaste una decisión que favoreció a un conocido o a un familiar por encima de una opción objetivamente mejor?</w:t>
-      </w:r>
-    </w:p>
-    <w:p>
-      <w:pPr>
-        <w:spacing w:after="60"/>
-        <w:ind w:left="200"/>
-      </w:pPr>
-      <w:r>
-        <w:t xml:space="preserve">Variante 2: Pensando en los últimos 12 meses, ¿cuántas veces tomaste una decisión que favoreció a un conocido o a un familiar por encima de una opción objetivamente mejor?</w:t>
-      </w:r>
-    </w:p>
-    <w:p>
-      <w:pPr>
-        <w:spacing w:after="60"/>
-        <w:ind w:left="200"/>
-      </w:pPr>
-      <w:r>
-        <w:t xml:space="preserve">Variante 3: ¿Con qué frecuencia, en tu historial reciente, tomaste una decisión que favoreció a un conocido o a un familiar por encima de una opción objetivamente mejor?</w:t>
-      </w:r>
-    </w:p>
-    <w:p>
-      <w:pPr>
-        <w:spacing w:after="60"/>
-        <w:ind w:left="200"/>
-      </w:pPr>
-      <w:r>
-        <w:t xml:space="preserve">Variante 4: En el último año, ¿cuántas veces te ha ocurrido que tomaste una decisión que favoreció a un conocido o a un familiar por encima de una opción objetivamente mejor?</w:t>
-      </w:r>
-    </w:p>
-    <w:p>
-      <w:pPr>
-        <w:spacing w:after="60"/>
-        <w:ind w:left="200"/>
-      </w:pPr>
-      <w:r>
-        <w:t xml:space="preserve">Variante 5: Durante el último año, ¿cuántas veces tomaste una decisión que favoreció a un conocido o a un familiar por encima de una opción objetivamente mejor?</w:t>
+        <w:t xml:space="preserve">Variante 1 (base): En tu último año de actividad laboral, ¿cuántas veces tomaste una decisión que terminó favoreciendo a un conocido o a un familiar, en una situación donde había otra opción con mejores condiciones?</w:t>
+      </w:r>
+    </w:p>
+    <w:p>
+      <w:pPr>
+        <w:spacing w:after="60"/>
+        <w:ind w:left="200"/>
+      </w:pPr>
+      <w:r>
+        <w:t xml:space="preserve">Variante 2: Pensando en los últimos 12 meses, ¿cuántas veces tomaste una decisión que terminó favoreciendo a un conocido o a un familiar, en una situación donde había otra opción con mejores condiciones?</w:t>
+      </w:r>
+    </w:p>
+    <w:p>
+      <w:pPr>
+        <w:spacing w:after="60"/>
+        <w:ind w:left="200"/>
+      </w:pPr>
+      <w:r>
+        <w:t xml:space="preserve">Variante 3: ¿Con qué frecuencia, en tu historial reciente, tomaste una decisión que terminó favoreciendo a un conocido o a un familiar, en una situación donde había otra opción con mejores condiciones?</w:t>
+      </w:r>
+    </w:p>
+    <w:p>
+      <w:pPr>
+        <w:spacing w:after="60"/>
+        <w:ind w:left="200"/>
+      </w:pPr>
+      <w:r>
+        <w:t xml:space="preserve">Variante 4: En el último año, ¿cuántas veces te ha ocurrido que tomaste una decisión que terminó favoreciendo a un conocido o a un familiar, en una situación donde había otra opción con mejores condiciones?</w:t>
+      </w:r>
+    </w:p>
+    <w:p>
+      <w:pPr>
+        <w:spacing w:after="60"/>
+        <w:ind w:left="200"/>
+      </w:pPr>
+      <w:r>
+        <w:t xml:space="preserve">Variante 5: Durante el último año, ¿cuántas veces tomaste una decisión que terminó favoreciendo a un conocido o a un familiar, en una situación donde había otra opción con mejores condiciones?</w:t>
       </w:r>
     </w:p>
     <w:p>
@@ -16416,7 +16416,7 @@
         <w:t xml:space="preserve">Pregunta completa (variante base): </w:t>
       </w:r>
       <w:r>
-        <w:t xml:space="preserve">En tu último año de actividad laboral, ¿cuántas veces preferiste o descartaste a una persona para un puesto o una tarea por una característica personal no relacionada con su desempeño?</w:t>
+        <w:t xml:space="preserve">En tu último año de actividad laboral, ¿cuántas veces una característica personal de alguien, no relacionada con su desempeño, influyó en una decisión tuya sobre un puesto o una tarea?</w:t>
       </w:r>
     </w:p>
     <w:p>
@@ -16437,43 +16437,43 @@
         <w:ind w:left="200"/>
       </w:pPr>
       <w:r>
-        <w:t xml:space="preserve">Variante 1 (base): En tu último año de actividad laboral, ¿cuántas veces preferiste o descartaste a una persona para un puesto o una tarea por una característica personal no relacionada con su desempeño?</w:t>
-      </w:r>
-    </w:p>
-    <w:p>
-      <w:pPr>
-        <w:spacing w:after="60"/>
-        <w:ind w:left="200"/>
-      </w:pPr>
-      <w:r>
-        <w:t xml:space="preserve">Variante 2: Pensando en los últimos 12 meses, ¿cuántas veces preferiste o descartaste a una persona para un puesto o una tarea por una característica personal no relacionada con su desempeño?</w:t>
-      </w:r>
-    </w:p>
-    <w:p>
-      <w:pPr>
-        <w:spacing w:after="60"/>
-        <w:ind w:left="200"/>
-      </w:pPr>
-      <w:r>
-        <w:t xml:space="preserve">Variante 3: ¿Con qué frecuencia, en tu historial reciente, preferiste o descartaste a una persona para un puesto o una tarea por una característica personal no relacionada con su desempeño?</w:t>
-      </w:r>
-    </w:p>
-    <w:p>
-      <w:pPr>
-        <w:spacing w:after="60"/>
-        <w:ind w:left="200"/>
-      </w:pPr>
-      <w:r>
-        <w:t xml:space="preserve">Variante 4: En el último año, ¿cuántas veces te ha ocurrido que preferiste o descartaste a una persona para un puesto o una tarea por una característica personal no relacionada con su desempeño?</w:t>
-      </w:r>
-    </w:p>
-    <w:p>
-      <w:pPr>
-        <w:spacing w:after="60"/>
-        <w:ind w:left="200"/>
-      </w:pPr>
-      <w:r>
-        <w:t xml:space="preserve">Variante 5: Durante el último año, ¿cuántas veces preferiste o descartaste a una persona para un puesto o una tarea por una característica personal no relacionada con su desempeño?</w:t>
+        <w:t xml:space="preserve">Variante 1 (base): En tu último año de actividad laboral, ¿cuántas veces una característica personal de alguien, no relacionada con su desempeño, influyó en una decisión tuya sobre un puesto o una tarea?</w:t>
+      </w:r>
+    </w:p>
+    <w:p>
+      <w:pPr>
+        <w:spacing w:after="60"/>
+        <w:ind w:left="200"/>
+      </w:pPr>
+      <w:r>
+        <w:t xml:space="preserve">Variante 2: Pensando en los últimos 12 meses, ¿cuántas veces una característica personal de alguien, no relacionada con su desempeño, influyó en una decisión tuya sobre un puesto o una tarea?</w:t>
+      </w:r>
+    </w:p>
+    <w:p>
+      <w:pPr>
+        <w:spacing w:after="60"/>
+        <w:ind w:left="200"/>
+      </w:pPr>
+      <w:r>
+        <w:t xml:space="preserve">Variante 3: ¿Con qué frecuencia, en tu historial reciente, una característica personal de alguien, no relacionada con su desempeño, influyó en una decisión tuya sobre un puesto o una tarea?</w:t>
+      </w:r>
+    </w:p>
+    <w:p>
+      <w:pPr>
+        <w:spacing w:after="60"/>
+        <w:ind w:left="200"/>
+      </w:pPr>
+      <w:r>
+        <w:t xml:space="preserve">Variante 4: En el último año, ¿cuántas veces te ha ocurrido que una característica personal de alguien, no relacionada con su desempeño, influyó en una decisión tuya sobre un puesto o una tarea?</w:t>
+      </w:r>
+    </w:p>
+    <w:p>
+      <w:pPr>
+        <w:spacing w:after="60"/>
+        <w:ind w:left="200"/>
+      </w:pPr>
+      <w:r>
+        <w:t xml:space="preserve">Variante 5: Durante el último año, ¿cuántas veces una característica personal de alguien, no relacionada con su desempeño, influyó en una decisión tuya sobre un puesto o una tarea?</w:t>
       </w:r>
     </w:p>
     <w:p>
@@ -19535,7 +19535,7 @@
         <w:t xml:space="preserve">Pregunta completa (variante base): </w:t>
       </w:r>
       <w:r>
-        <w:t xml:space="preserve">En tu último año de actividad laboral, ¿cuántas veces aceptaste un favor, un beneficio o un encargo de alguien que sabías vinculado a una actividad delictiva?</w:t>
+        <w:t xml:space="preserve">En tu último año de actividad laboral, ¿cuántas veces aceptaste un favor, un beneficio o un encargo de alguien de quien tenías indicios de que estaba vinculado a una actividad delictiva?</w:t>
       </w:r>
     </w:p>
     <w:p>
@@ -19556,43 +19556,43 @@
         <w:ind w:left="200"/>
       </w:pPr>
       <w:r>
-        <w:t xml:space="preserve">Variante 1 (base): En tu último año de actividad laboral, ¿cuántas veces aceptaste un favor, un beneficio o un encargo de alguien que sabías vinculado a una actividad delictiva?</w:t>
-      </w:r>
-    </w:p>
-    <w:p>
-      <w:pPr>
-        <w:spacing w:after="60"/>
-        <w:ind w:left="200"/>
-      </w:pPr>
-      <w:r>
-        <w:t xml:space="preserve">Variante 2: Pensando en los últimos 12 meses, ¿cuántas veces aceptaste un favor, un beneficio o un encargo de alguien que sabías vinculado a una actividad delictiva?</w:t>
-      </w:r>
-    </w:p>
-    <w:p>
-      <w:pPr>
-        <w:spacing w:after="60"/>
-        <w:ind w:left="200"/>
-      </w:pPr>
-      <w:r>
-        <w:t xml:space="preserve">Variante 3: ¿Con qué frecuencia, en tu historial reciente, aceptaste un favor, un beneficio o un encargo de alguien que sabías vinculado a una actividad delictiva?</w:t>
-      </w:r>
-    </w:p>
-    <w:p>
-      <w:pPr>
-        <w:spacing w:after="60"/>
-        <w:ind w:left="200"/>
-      </w:pPr>
-      <w:r>
-        <w:t xml:space="preserve">Variante 4: En el último año, ¿cuántas veces te ha ocurrido que aceptaste un favor, un beneficio o un encargo de alguien que sabías vinculado a una actividad delictiva?</w:t>
-      </w:r>
-    </w:p>
-    <w:p>
-      <w:pPr>
-        <w:spacing w:after="60"/>
-        <w:ind w:left="200"/>
-      </w:pPr>
-      <w:r>
-        <w:t xml:space="preserve">Variante 5: Durante el último año, ¿cuántas veces aceptaste un favor, un beneficio o un encargo de alguien que sabías vinculado a una actividad delictiva?</w:t>
+        <w:t xml:space="preserve">Variante 1 (base): En tu último año de actividad laboral, ¿cuántas veces aceptaste un favor, un beneficio o un encargo de alguien de quien tenías indicios de que estaba vinculado a una actividad delictiva?</w:t>
+      </w:r>
+    </w:p>
+    <w:p>
+      <w:pPr>
+        <w:spacing w:after="60"/>
+        <w:ind w:left="200"/>
+      </w:pPr>
+      <w:r>
+        <w:t xml:space="preserve">Variante 2: Pensando en los últimos 12 meses, ¿cuántas veces aceptaste un favor, un beneficio o un encargo de alguien de quien tenías indicios de que estaba vinculado a una actividad delictiva?</w:t>
+      </w:r>
+    </w:p>
+    <w:p>
+      <w:pPr>
+        <w:spacing w:after="60"/>
+        <w:ind w:left="200"/>
+      </w:pPr>
+      <w:r>
+        <w:t xml:space="preserve">Variante 3: ¿Con qué frecuencia, en tu historial reciente, aceptaste un favor, un beneficio o un encargo de alguien de quien tenías indicios de que estaba vinculado a una actividad delictiva?</w:t>
+      </w:r>
+    </w:p>
+    <w:p>
+      <w:pPr>
+        <w:spacing w:after="60"/>
+        <w:ind w:left="200"/>
+      </w:pPr>
+      <w:r>
+        <w:t xml:space="preserve">Variante 4: En el último año, ¿cuántas veces te ha ocurrido que aceptaste un favor, un beneficio o un encargo de alguien de quien tenías indicios de que estaba vinculado a una actividad delictiva?</w:t>
+      </w:r>
+    </w:p>
+    <w:p>
+      <w:pPr>
+        <w:spacing w:after="60"/>
+        <w:ind w:left="200"/>
+      </w:pPr>
+      <w:r>
+        <w:t xml:space="preserve">Variante 5: Durante el último año, ¿cuántas veces aceptaste un favor, un beneficio o un encargo de alguien de quien tenías indicios de que estaba vinculado a una actividad delictiva?</w:t>
       </w:r>
     </w:p>
     <w:p>
